--- a/Knowledge/3-Work knowledge/1-Software Engineering/1-Fundamentals/5-My Source/2-Data/2-Data Operations/4-Types of Caching/3-Database Cache.docx
+++ b/Knowledge/3-Work knowledge/1-Software Engineering/1-Fundamentals/5-My Source/2-Data/2-Data Operations/4-Types of Caching/3-Database Cache.docx
@@ -21,7 +21,7 @@
     <w:p>
       <w:r>
         <w:rPr>
-          <w:rFonts w:ascii="Arial" w:eastAsia="Arial" w:hAnsi="Arial" w:cs="Arial"/>
+          <w:rFonts w:ascii="Arial" w:hAnsi="Arial"/>
           <w:b/>
           <w:color w:val="000000"/>
           <w:sz w:val="18"/>
@@ -31,27 +31,25 @@
       </w:r>
       <w:r>
         <w:rPr>
-          <w:rFonts w:ascii="Arial" w:eastAsia="Arial" w:hAnsi="Arial" w:cs="Arial"/>
+          <w:rFonts w:ascii="Arial" w:hAnsi="Arial"/>
           <w:color w:val="000000"/>
           <w:sz w:val="18"/>
           <w:highlight w:val="lightGray"/>
         </w:rPr>
         <w:t xml:space="preserve">: Persons Table -&gt; ID Column: 1, </w:t>
       </w:r>
-      <w:proofErr w:type="spellStart"/>
-      <w:r>
-        <w:rPr>
-          <w:rFonts w:ascii="Arial" w:eastAsia="Arial" w:hAnsi="Arial" w:cs="Arial"/>
+      <w:r>
+        <w:rPr>
+          <w:rFonts w:ascii="Arial" w:hAnsi="Arial"/>
           <w:color w:val="000000"/>
           <w:sz w:val="18"/>
           <w:highlight w:val="lightGray"/>
         </w:rPr>
         <w:t>Name_En</w:t>
       </w:r>
-      <w:proofErr w:type="spellEnd"/>
-      <w:r>
-        <w:rPr>
-          <w:rFonts w:ascii="Arial" w:eastAsia="Arial" w:hAnsi="Arial" w:cs="Arial"/>
+      <w:r>
+        <w:rPr>
+          <w:rFonts w:ascii="Arial" w:hAnsi="Arial"/>
           <w:color w:val="000000"/>
           <w:sz w:val="18"/>
           <w:highlight w:val="lightGray"/>
@@ -60,7 +58,7 @@
       </w:r>
       <w:r>
         <w:rPr>
-          <w:rFonts w:ascii="Arial" w:eastAsia="Arial" w:hAnsi="Arial" w:cs="Arial"/>
+          <w:rFonts w:ascii="Arial" w:hAnsi="Arial"/>
           <w:b/>
           <w:color w:val="000000"/>
           <w:sz w:val="18"/>
@@ -70,54 +68,102 @@
       </w:r>
       <w:r>
         <w:rPr>
-          <w:rFonts w:ascii="Arial" w:eastAsia="Arial" w:hAnsi="Arial" w:cs="Arial"/>
+          <w:rFonts w:ascii="Arial" w:hAnsi="Arial"/>
           <w:color w:val="000000"/>
           <w:sz w:val="18"/>
           <w:highlight w:val="lightGray"/>
         </w:rPr>
         <w:t xml:space="preserve"> [</w:t>
       </w:r>
-      <w:proofErr w:type="spellStart"/>
-      <w:r>
-        <w:rPr>
-          <w:rFonts w:ascii="Arial" w:eastAsia="Arial" w:hAnsi="Arial" w:cs="Arial"/>
-          <w:color w:val="000000"/>
-          <w:sz w:val="18"/>
-          <w:highlight w:val="lightGray"/>
-        </w:rPr>
-        <w:t>Chatgpt</w:t>
-      </w:r>
-      <w:proofErr w:type="spellEnd"/>
-      <w:r>
-        <w:rPr>
-          <w:rFonts w:ascii="Arial" w:eastAsia="Arial" w:hAnsi="Arial" w:cs="Arial"/>
-          <w:color w:val="000000"/>
-          <w:sz w:val="18"/>
-          <w:highlight w:val="lightGray"/>
-        </w:rPr>
-        <w:t xml:space="preserve"> (GPT</w:t>
-      </w:r>
-      <w:r>
-        <w:rPr>
-          <w:rFonts w:ascii="Cambria Math" w:eastAsia="Cambria Math" w:hAnsi="Cambria Math" w:cs="Cambria Math"/>
-          <w:color w:val="000000"/>
-          <w:sz w:val="18"/>
-          <w:highlight w:val="lightGray"/>
-        </w:rPr>
-        <w:t>‑</w:t>
-      </w:r>
-      <w:r>
-        <w:rPr>
-          <w:rFonts w:ascii="Arial" w:eastAsia="Arial" w:hAnsi="Arial" w:cs="Arial"/>
-          <w:color w:val="000000"/>
-          <w:sz w:val="18"/>
-          <w:highlight w:val="lightGray"/>
-        </w:rPr>
-        <w:t xml:space="preserve">5 Mini)] </w:t>
-      </w:r>
-      <w:r>
-        <w:rPr>
-          <w:rFonts w:ascii="Arial" w:eastAsia="Arial" w:hAnsi="Arial" w:cs="Arial"/>
+      <w:r>
+        <w:rPr>
+          <w:rFonts w:ascii="Arial" w:hAnsi="Arial" w:eastAsia="Arial" w:cs="Arial"/>
+          <w:b w:val="0"/>
+          <w:i w:val="0"/>
+          <w:color w:val="000000"/>
+          <w:sz w:val="18"/>
+          <w:highlight w:val="lightGray"/>
+        </w:rPr>
+        <w:t>C</w:t>
+      </w:r>
+      <w:r>
+        <w:rPr>
+          <w:rFonts w:ascii="Arial" w:hAnsi="Arial" w:eastAsia="Arial" w:cs="Arial"/>
+          <w:b w:val="0"/>
+          <w:i w:val="0"/>
+          <w:color w:val="000000"/>
+          <w:sz w:val="18"/>
+          <w:highlight w:val="lightGray"/>
+        </w:rPr>
+        <w:t>h</w:t>
+      </w:r>
+      <w:r>
+        <w:rPr>
+          <w:rFonts w:ascii="Arial" w:hAnsi="Arial" w:eastAsia="Arial" w:cs="Arial"/>
+          <w:b w:val="0"/>
+          <w:i w:val="0"/>
+          <w:color w:val="000000"/>
+          <w:sz w:val="18"/>
+          <w:highlight w:val="lightGray"/>
+        </w:rPr>
+        <w:t>a</w:t>
+      </w:r>
+      <w:r>
+        <w:rPr>
+          <w:rFonts w:ascii="Arial" w:hAnsi="Arial" w:eastAsia="Arial" w:cs="Arial"/>
+          <w:b w:val="0"/>
+          <w:i w:val="0"/>
+          <w:color w:val="000000"/>
+          <w:sz w:val="18"/>
+          <w:highlight w:val="lightGray"/>
+        </w:rPr>
+        <w:t>t</w:t>
+      </w:r>
+      <w:r>
+        <w:rPr>
+          <w:rFonts w:ascii="Arial" w:hAnsi="Arial" w:eastAsia="Arial" w:cs="Arial"/>
+          <w:b w:val="0"/>
+          <w:i w:val="0"/>
+          <w:color w:val="000000"/>
+          <w:sz w:val="18"/>
+          <w:highlight w:val="lightGray"/>
+        </w:rPr>
+        <w:t>G</w:t>
+      </w:r>
+      <w:r>
+        <w:rPr>
+          <w:rFonts w:ascii="Arial" w:hAnsi="Arial" w:eastAsia="Arial" w:cs="Arial"/>
+          <w:b w:val="0"/>
+          <w:i w:val="0"/>
+          <w:color w:val="000000"/>
+          <w:sz w:val="18"/>
+          <w:highlight w:val="lightGray"/>
+        </w:rPr>
+        <w:t>P</w:t>
+      </w:r>
+      <w:r>
+        <w:rPr>
+          <w:rFonts w:ascii="Arial" w:hAnsi="Arial" w:eastAsia="Arial" w:cs="Arial"/>
+          <w:b w:val="0"/>
+          <w:i w:val="0"/>
+          <w:color w:val="000000"/>
+          <w:sz w:val="18"/>
+          <w:highlight w:val="lightGray"/>
+        </w:rPr>
+        <w:t>T</w:t>
+      </w:r>
+      <w:r>
+        <w:rPr>
+          <w:rFonts w:ascii="Arial" w:hAnsi="Arial"/>
+          <w:color w:val="000000"/>
+          <w:sz w:val="18"/>
+          <w:highlight w:val="lightGray"/>
+        </w:rPr>
+        <w:t xml:space="preserve">] </w:t>
+      </w:r>
+      <w:r>
+        <w:rPr>
+          <w:rFonts w:ascii="Arial" w:hAnsi="Arial"/>
           <w:b/>
           <w:color w:val="000000"/>
           <w:sz w:val="18"/>
@@ -127,7 +173,7 @@
       </w:r>
       <w:r>
         <w:rPr>
-          <w:rFonts w:ascii="Arial" w:eastAsia="Arial" w:hAnsi="Arial" w:cs="Arial"/>
+          <w:rFonts w:ascii="Arial" w:hAnsi="Arial"/>
           <w:color w:val="000000"/>
           <w:sz w:val="18"/>
           <w:highlight w:val="lightGray"/>
@@ -201,7 +247,7 @@
     <w:p>
       <w:r>
         <w:rPr>
-          <w:rFonts w:ascii="Arial" w:eastAsia="Arial" w:hAnsi="Arial" w:cs="Arial"/>
+          <w:rFonts w:ascii="Arial" w:hAnsi="Arial"/>
           <w:b/>
           <w:color w:val="000000"/>
           <w:sz w:val="18"/>
@@ -211,27 +257,25 @@
       </w:r>
       <w:r>
         <w:rPr>
-          <w:rFonts w:ascii="Arial" w:eastAsia="Arial" w:hAnsi="Arial" w:cs="Arial"/>
+          <w:rFonts w:ascii="Arial" w:hAnsi="Arial"/>
           <w:color w:val="000000"/>
           <w:sz w:val="18"/>
           <w:highlight w:val="lightGray"/>
         </w:rPr>
         <w:t xml:space="preserve">: Persons Table -&gt; ID Column: 1, </w:t>
       </w:r>
-      <w:proofErr w:type="spellStart"/>
-      <w:r>
-        <w:rPr>
-          <w:rFonts w:ascii="Arial" w:eastAsia="Arial" w:hAnsi="Arial" w:cs="Arial"/>
+      <w:r>
+        <w:rPr>
+          <w:rFonts w:ascii="Arial" w:hAnsi="Arial"/>
           <w:color w:val="000000"/>
           <w:sz w:val="18"/>
           <w:highlight w:val="lightGray"/>
         </w:rPr>
         <w:t>Name_En</w:t>
       </w:r>
-      <w:proofErr w:type="spellEnd"/>
-      <w:r>
-        <w:rPr>
-          <w:rFonts w:ascii="Arial" w:eastAsia="Arial" w:hAnsi="Arial" w:cs="Arial"/>
+      <w:r>
+        <w:rPr>
+          <w:rFonts w:ascii="Arial" w:hAnsi="Arial"/>
           <w:color w:val="000000"/>
           <w:sz w:val="18"/>
           <w:highlight w:val="lightGray"/>
@@ -240,7 +284,7 @@
       </w:r>
       <w:r>
         <w:rPr>
-          <w:rFonts w:ascii="Arial" w:eastAsia="Arial" w:hAnsi="Arial" w:cs="Arial"/>
+          <w:rFonts w:ascii="Arial" w:hAnsi="Arial"/>
           <w:b/>
           <w:color w:val="000000"/>
           <w:sz w:val="18"/>
@@ -250,54 +294,102 @@
       </w:r>
       <w:r>
         <w:rPr>
-          <w:rFonts w:ascii="Arial" w:eastAsia="Arial" w:hAnsi="Arial" w:cs="Arial"/>
+          <w:rFonts w:ascii="Arial" w:hAnsi="Arial"/>
           <w:color w:val="000000"/>
           <w:sz w:val="18"/>
           <w:highlight w:val="lightGray"/>
         </w:rPr>
         <w:t xml:space="preserve"> [</w:t>
       </w:r>
-      <w:proofErr w:type="spellStart"/>
-      <w:r>
-        <w:rPr>
-          <w:rFonts w:ascii="Arial" w:eastAsia="Arial" w:hAnsi="Arial" w:cs="Arial"/>
-          <w:color w:val="000000"/>
-          <w:sz w:val="18"/>
-          <w:highlight w:val="lightGray"/>
-        </w:rPr>
-        <w:t>Chatgpt</w:t>
-      </w:r>
-      <w:proofErr w:type="spellEnd"/>
-      <w:r>
-        <w:rPr>
-          <w:rFonts w:ascii="Arial" w:eastAsia="Arial" w:hAnsi="Arial" w:cs="Arial"/>
-          <w:color w:val="000000"/>
-          <w:sz w:val="18"/>
-          <w:highlight w:val="lightGray"/>
-        </w:rPr>
-        <w:t xml:space="preserve"> (GPT</w:t>
-      </w:r>
-      <w:r>
-        <w:rPr>
-          <w:rFonts w:ascii="Cambria Math" w:eastAsia="Cambria Math" w:hAnsi="Cambria Math" w:cs="Cambria Math"/>
-          <w:color w:val="000000"/>
-          <w:sz w:val="18"/>
-          <w:highlight w:val="lightGray"/>
-        </w:rPr>
-        <w:t>‑</w:t>
-      </w:r>
-      <w:r>
-        <w:rPr>
-          <w:rFonts w:ascii="Arial" w:eastAsia="Arial" w:hAnsi="Arial" w:cs="Arial"/>
-          <w:color w:val="000000"/>
-          <w:sz w:val="18"/>
-          <w:highlight w:val="lightGray"/>
-        </w:rPr>
-        <w:t xml:space="preserve">5 Mini)] </w:t>
-      </w:r>
-      <w:r>
-        <w:rPr>
-          <w:rFonts w:ascii="Arial" w:eastAsia="Arial" w:hAnsi="Arial" w:cs="Arial"/>
+      <w:r>
+        <w:rPr>
+          <w:rFonts w:ascii="Arial" w:hAnsi="Arial" w:eastAsia="Arial" w:cs="Arial"/>
+          <w:b w:val="0"/>
+          <w:i w:val="0"/>
+          <w:color w:val="000000"/>
+          <w:sz w:val="18"/>
+          <w:highlight w:val="lightGray"/>
+        </w:rPr>
+        <w:t>C</w:t>
+      </w:r>
+      <w:r>
+        <w:rPr>
+          <w:rFonts w:ascii="Arial" w:hAnsi="Arial" w:eastAsia="Arial" w:cs="Arial"/>
+          <w:b w:val="0"/>
+          <w:i w:val="0"/>
+          <w:color w:val="000000"/>
+          <w:sz w:val="18"/>
+          <w:highlight w:val="lightGray"/>
+        </w:rPr>
+        <w:t>h</w:t>
+      </w:r>
+      <w:r>
+        <w:rPr>
+          <w:rFonts w:ascii="Arial" w:hAnsi="Arial" w:eastAsia="Arial" w:cs="Arial"/>
+          <w:b w:val="0"/>
+          <w:i w:val="0"/>
+          <w:color w:val="000000"/>
+          <w:sz w:val="18"/>
+          <w:highlight w:val="lightGray"/>
+        </w:rPr>
+        <w:t>a</w:t>
+      </w:r>
+      <w:r>
+        <w:rPr>
+          <w:rFonts w:ascii="Arial" w:hAnsi="Arial" w:eastAsia="Arial" w:cs="Arial"/>
+          <w:b w:val="0"/>
+          <w:i w:val="0"/>
+          <w:color w:val="000000"/>
+          <w:sz w:val="18"/>
+          <w:highlight w:val="lightGray"/>
+        </w:rPr>
+        <w:t>t</w:t>
+      </w:r>
+      <w:r>
+        <w:rPr>
+          <w:rFonts w:ascii="Arial" w:hAnsi="Arial" w:eastAsia="Arial" w:cs="Arial"/>
+          <w:b w:val="0"/>
+          <w:i w:val="0"/>
+          <w:color w:val="000000"/>
+          <w:sz w:val="18"/>
+          <w:highlight w:val="lightGray"/>
+        </w:rPr>
+        <w:t>G</w:t>
+      </w:r>
+      <w:r>
+        <w:rPr>
+          <w:rFonts w:ascii="Arial" w:hAnsi="Arial" w:eastAsia="Arial" w:cs="Arial"/>
+          <w:b w:val="0"/>
+          <w:i w:val="0"/>
+          <w:color w:val="000000"/>
+          <w:sz w:val="18"/>
+          <w:highlight w:val="lightGray"/>
+        </w:rPr>
+        <w:t>P</w:t>
+      </w:r>
+      <w:r>
+        <w:rPr>
+          <w:rFonts w:ascii="Arial" w:hAnsi="Arial" w:eastAsia="Arial" w:cs="Arial"/>
+          <w:b w:val="0"/>
+          <w:i w:val="0"/>
+          <w:color w:val="000000"/>
+          <w:sz w:val="18"/>
+          <w:highlight w:val="lightGray"/>
+        </w:rPr>
+        <w:t>T</w:t>
+      </w:r>
+      <w:r>
+        <w:rPr>
+          <w:rFonts w:ascii="Arial" w:hAnsi="Arial"/>
+          <w:color w:val="000000"/>
+          <w:sz w:val="18"/>
+          <w:highlight w:val="lightGray"/>
+        </w:rPr>
+        <w:t xml:space="preserve">] </w:t>
+      </w:r>
+      <w:r>
+        <w:rPr>
+          <w:rFonts w:ascii="Arial" w:hAnsi="Arial"/>
           <w:b/>
           <w:color w:val="000000"/>
           <w:sz w:val="18"/>
@@ -307,7 +399,7 @@
       </w:r>
       <w:r>
         <w:rPr>
-          <w:rFonts w:ascii="Arial" w:eastAsia="Arial" w:hAnsi="Arial" w:cs="Arial"/>
+          <w:rFonts w:ascii="Arial" w:hAnsi="Arial"/>
           <w:color w:val="000000"/>
           <w:sz w:val="18"/>
           <w:highlight w:val="lightGray"/>
@@ -354,7 +446,7 @@
     <w:p>
       <w:r>
         <w:rPr>
-          <w:rFonts w:ascii="Arial" w:eastAsia="Arial" w:hAnsi="Arial" w:cs="Arial"/>
+          <w:rFonts w:ascii="Arial" w:hAnsi="Arial"/>
           <w:b/>
           <w:color w:val="000000"/>
           <w:sz w:val="18"/>
@@ -364,27 +456,25 @@
       </w:r>
       <w:r>
         <w:rPr>
-          <w:rFonts w:ascii="Arial" w:eastAsia="Arial" w:hAnsi="Arial" w:cs="Arial"/>
+          <w:rFonts w:ascii="Arial" w:hAnsi="Arial"/>
           <w:color w:val="000000"/>
           <w:sz w:val="18"/>
           <w:highlight w:val="lightGray"/>
         </w:rPr>
         <w:t xml:space="preserve">: Persons Table -&gt; ID Column: 1, </w:t>
       </w:r>
-      <w:proofErr w:type="spellStart"/>
-      <w:r>
-        <w:rPr>
-          <w:rFonts w:ascii="Arial" w:eastAsia="Arial" w:hAnsi="Arial" w:cs="Arial"/>
+      <w:r>
+        <w:rPr>
+          <w:rFonts w:ascii="Arial" w:hAnsi="Arial"/>
           <w:color w:val="000000"/>
           <w:sz w:val="18"/>
           <w:highlight w:val="lightGray"/>
         </w:rPr>
         <w:t>Name_En</w:t>
       </w:r>
-      <w:proofErr w:type="spellEnd"/>
-      <w:r>
-        <w:rPr>
-          <w:rFonts w:ascii="Arial" w:eastAsia="Arial" w:hAnsi="Arial" w:cs="Arial"/>
+      <w:r>
+        <w:rPr>
+          <w:rFonts w:ascii="Arial" w:hAnsi="Arial"/>
           <w:color w:val="000000"/>
           <w:sz w:val="18"/>
           <w:highlight w:val="lightGray"/>
@@ -393,7 +483,7 @@
       </w:r>
       <w:r>
         <w:rPr>
-          <w:rFonts w:ascii="Arial" w:eastAsia="Arial" w:hAnsi="Arial" w:cs="Arial"/>
+          <w:rFonts w:ascii="Arial" w:hAnsi="Arial"/>
           <w:b/>
           <w:color w:val="000000"/>
           <w:sz w:val="18"/>
@@ -403,54 +493,102 @@
       </w:r>
       <w:r>
         <w:rPr>
-          <w:rFonts w:ascii="Arial" w:eastAsia="Arial" w:hAnsi="Arial" w:cs="Arial"/>
+          <w:rFonts w:ascii="Arial" w:hAnsi="Arial"/>
           <w:color w:val="000000"/>
           <w:sz w:val="18"/>
           <w:highlight w:val="lightGray"/>
         </w:rPr>
         <w:t xml:space="preserve"> [</w:t>
       </w:r>
-      <w:proofErr w:type="spellStart"/>
-      <w:r>
-        <w:rPr>
-          <w:rFonts w:ascii="Arial" w:eastAsia="Arial" w:hAnsi="Arial" w:cs="Arial"/>
-          <w:color w:val="000000"/>
-          <w:sz w:val="18"/>
-          <w:highlight w:val="lightGray"/>
-        </w:rPr>
-        <w:t>Chatgpt</w:t>
-      </w:r>
-      <w:proofErr w:type="spellEnd"/>
-      <w:r>
-        <w:rPr>
-          <w:rFonts w:ascii="Arial" w:eastAsia="Arial" w:hAnsi="Arial" w:cs="Arial"/>
-          <w:color w:val="000000"/>
-          <w:sz w:val="18"/>
-          <w:highlight w:val="lightGray"/>
-        </w:rPr>
-        <w:t xml:space="preserve"> (GPT</w:t>
-      </w:r>
-      <w:r>
-        <w:rPr>
-          <w:rFonts w:ascii="Cambria Math" w:eastAsia="Cambria Math" w:hAnsi="Cambria Math" w:cs="Cambria Math"/>
-          <w:color w:val="000000"/>
-          <w:sz w:val="18"/>
-          <w:highlight w:val="lightGray"/>
-        </w:rPr>
-        <w:t>‑</w:t>
-      </w:r>
-      <w:r>
-        <w:rPr>
-          <w:rFonts w:ascii="Arial" w:eastAsia="Arial" w:hAnsi="Arial" w:cs="Arial"/>
-          <w:color w:val="000000"/>
-          <w:sz w:val="18"/>
-          <w:highlight w:val="lightGray"/>
-        </w:rPr>
-        <w:t xml:space="preserve">5 Mini)] </w:t>
-      </w:r>
-      <w:r>
-        <w:rPr>
-          <w:rFonts w:ascii="Arial" w:eastAsia="Arial" w:hAnsi="Arial" w:cs="Arial"/>
+      <w:r>
+        <w:rPr>
+          <w:rFonts w:ascii="Arial" w:hAnsi="Arial" w:eastAsia="Arial" w:cs="Arial"/>
+          <w:b w:val="0"/>
+          <w:i w:val="0"/>
+          <w:color w:val="000000"/>
+          <w:sz w:val="18"/>
+          <w:highlight w:val="lightGray"/>
+        </w:rPr>
+        <w:t>C</w:t>
+      </w:r>
+      <w:r>
+        <w:rPr>
+          <w:rFonts w:ascii="Arial" w:hAnsi="Arial" w:eastAsia="Arial" w:cs="Arial"/>
+          <w:b w:val="0"/>
+          <w:i w:val="0"/>
+          <w:color w:val="000000"/>
+          <w:sz w:val="18"/>
+          <w:highlight w:val="lightGray"/>
+        </w:rPr>
+        <w:t>h</w:t>
+      </w:r>
+      <w:r>
+        <w:rPr>
+          <w:rFonts w:ascii="Arial" w:hAnsi="Arial" w:eastAsia="Arial" w:cs="Arial"/>
+          <w:b w:val="0"/>
+          <w:i w:val="0"/>
+          <w:color w:val="000000"/>
+          <w:sz w:val="18"/>
+          <w:highlight w:val="lightGray"/>
+        </w:rPr>
+        <w:t>a</w:t>
+      </w:r>
+      <w:r>
+        <w:rPr>
+          <w:rFonts w:ascii="Arial" w:hAnsi="Arial" w:eastAsia="Arial" w:cs="Arial"/>
+          <w:b w:val="0"/>
+          <w:i w:val="0"/>
+          <w:color w:val="000000"/>
+          <w:sz w:val="18"/>
+          <w:highlight w:val="lightGray"/>
+        </w:rPr>
+        <w:t>t</w:t>
+      </w:r>
+      <w:r>
+        <w:rPr>
+          <w:rFonts w:ascii="Arial" w:hAnsi="Arial" w:eastAsia="Arial" w:cs="Arial"/>
+          <w:b w:val="0"/>
+          <w:i w:val="0"/>
+          <w:color w:val="000000"/>
+          <w:sz w:val="18"/>
+          <w:highlight w:val="lightGray"/>
+        </w:rPr>
+        <w:t>G</w:t>
+      </w:r>
+      <w:r>
+        <w:rPr>
+          <w:rFonts w:ascii="Arial" w:hAnsi="Arial" w:eastAsia="Arial" w:cs="Arial"/>
+          <w:b w:val="0"/>
+          <w:i w:val="0"/>
+          <w:color w:val="000000"/>
+          <w:sz w:val="18"/>
+          <w:highlight w:val="lightGray"/>
+        </w:rPr>
+        <w:t>P</w:t>
+      </w:r>
+      <w:r>
+        <w:rPr>
+          <w:rFonts w:ascii="Arial" w:hAnsi="Arial" w:eastAsia="Arial" w:cs="Arial"/>
+          <w:b w:val="0"/>
+          <w:i w:val="0"/>
+          <w:color w:val="000000"/>
+          <w:sz w:val="18"/>
+          <w:highlight w:val="lightGray"/>
+        </w:rPr>
+        <w:t>T</w:t>
+      </w:r>
+      <w:r>
+        <w:rPr>
+          <w:rFonts w:ascii="Arial" w:hAnsi="Arial"/>
+          <w:color w:val="000000"/>
+          <w:sz w:val="18"/>
+          <w:highlight w:val="lightGray"/>
+        </w:rPr>
+        <w:t xml:space="preserve">] </w:t>
+      </w:r>
+      <w:r>
+        <w:rPr>
+          <w:rFonts w:ascii="Arial" w:hAnsi="Arial"/>
           <w:b/>
           <w:color w:val="000000"/>
           <w:sz w:val="18"/>
@@ -460,7 +598,7 @@
       </w:r>
       <w:r>
         <w:rPr>
-          <w:rFonts w:ascii="Arial" w:eastAsia="Arial" w:hAnsi="Arial" w:cs="Arial"/>
+          <w:rFonts w:ascii="Arial" w:hAnsi="Arial"/>
           <w:color w:val="000000"/>
           <w:sz w:val="18"/>
           <w:highlight w:val="lightGray"/>
@@ -536,7 +674,7 @@
     <w:p>
       <w:r>
         <w:rPr>
-          <w:rFonts w:ascii="Arial" w:eastAsia="Arial" w:hAnsi="Arial" w:cs="Arial"/>
+          <w:rFonts w:ascii="Arial" w:hAnsi="Arial"/>
           <w:b/>
           <w:color w:val="000000"/>
           <w:sz w:val="18"/>
@@ -546,27 +684,25 @@
       </w:r>
       <w:r>
         <w:rPr>
-          <w:rFonts w:ascii="Arial" w:eastAsia="Arial" w:hAnsi="Arial" w:cs="Arial"/>
+          <w:rFonts w:ascii="Arial" w:hAnsi="Arial"/>
           <w:color w:val="000000"/>
           <w:sz w:val="18"/>
           <w:highlight w:val="lightGray"/>
         </w:rPr>
         <w:t xml:space="preserve">: Persons Table -&gt; ID Column: 1, </w:t>
       </w:r>
-      <w:proofErr w:type="spellStart"/>
-      <w:r>
-        <w:rPr>
-          <w:rFonts w:ascii="Arial" w:eastAsia="Arial" w:hAnsi="Arial" w:cs="Arial"/>
+      <w:r>
+        <w:rPr>
+          <w:rFonts w:ascii="Arial" w:hAnsi="Arial"/>
           <w:color w:val="000000"/>
           <w:sz w:val="18"/>
           <w:highlight w:val="lightGray"/>
         </w:rPr>
         <w:t>Name_En</w:t>
       </w:r>
-      <w:proofErr w:type="spellEnd"/>
-      <w:r>
-        <w:rPr>
-          <w:rFonts w:ascii="Arial" w:eastAsia="Arial" w:hAnsi="Arial" w:cs="Arial"/>
+      <w:r>
+        <w:rPr>
+          <w:rFonts w:ascii="Arial" w:hAnsi="Arial"/>
           <w:color w:val="000000"/>
           <w:sz w:val="18"/>
           <w:highlight w:val="lightGray"/>
@@ -575,7 +711,7 @@
       </w:r>
       <w:r>
         <w:rPr>
-          <w:rFonts w:ascii="Arial" w:eastAsia="Arial" w:hAnsi="Arial" w:cs="Arial"/>
+          <w:rFonts w:ascii="Arial" w:hAnsi="Arial"/>
           <w:b/>
           <w:color w:val="000000"/>
           <w:sz w:val="18"/>
@@ -585,54 +721,102 @@
       </w:r>
       <w:r>
         <w:rPr>
-          <w:rFonts w:ascii="Arial" w:eastAsia="Arial" w:hAnsi="Arial" w:cs="Arial"/>
+          <w:rFonts w:ascii="Arial" w:hAnsi="Arial"/>
           <w:color w:val="000000"/>
           <w:sz w:val="18"/>
           <w:highlight w:val="lightGray"/>
         </w:rPr>
         <w:t xml:space="preserve"> [</w:t>
       </w:r>
-      <w:proofErr w:type="spellStart"/>
-      <w:r>
-        <w:rPr>
-          <w:rFonts w:ascii="Arial" w:eastAsia="Arial" w:hAnsi="Arial" w:cs="Arial"/>
-          <w:color w:val="000000"/>
-          <w:sz w:val="18"/>
-          <w:highlight w:val="lightGray"/>
-        </w:rPr>
-        <w:t>Chatgpt</w:t>
-      </w:r>
-      <w:proofErr w:type="spellEnd"/>
-      <w:r>
-        <w:rPr>
-          <w:rFonts w:ascii="Arial" w:eastAsia="Arial" w:hAnsi="Arial" w:cs="Arial"/>
-          <w:color w:val="000000"/>
-          <w:sz w:val="18"/>
-          <w:highlight w:val="lightGray"/>
-        </w:rPr>
-        <w:t xml:space="preserve"> (GPT</w:t>
-      </w:r>
-      <w:r>
-        <w:rPr>
-          <w:rFonts w:ascii="Cambria Math" w:eastAsia="Cambria Math" w:hAnsi="Cambria Math" w:cs="Cambria Math"/>
-          <w:color w:val="000000"/>
-          <w:sz w:val="18"/>
-          <w:highlight w:val="lightGray"/>
-        </w:rPr>
-        <w:t>‑</w:t>
-      </w:r>
-      <w:r>
-        <w:rPr>
-          <w:rFonts w:ascii="Arial" w:eastAsia="Arial" w:hAnsi="Arial" w:cs="Arial"/>
-          <w:color w:val="000000"/>
-          <w:sz w:val="18"/>
-          <w:highlight w:val="lightGray"/>
-        </w:rPr>
-        <w:t xml:space="preserve">5 Mini)] </w:t>
-      </w:r>
-      <w:r>
-        <w:rPr>
-          <w:rFonts w:ascii="Arial" w:eastAsia="Arial" w:hAnsi="Arial" w:cs="Arial"/>
+      <w:r>
+        <w:rPr>
+          <w:rFonts w:ascii="Arial" w:hAnsi="Arial" w:eastAsia="Arial" w:cs="Arial"/>
+          <w:b w:val="0"/>
+          <w:i w:val="0"/>
+          <w:color w:val="000000"/>
+          <w:sz w:val="18"/>
+          <w:highlight w:val="lightGray"/>
+        </w:rPr>
+        <w:t>C</w:t>
+      </w:r>
+      <w:r>
+        <w:rPr>
+          <w:rFonts w:ascii="Arial" w:hAnsi="Arial" w:eastAsia="Arial" w:cs="Arial"/>
+          <w:b w:val="0"/>
+          <w:i w:val="0"/>
+          <w:color w:val="000000"/>
+          <w:sz w:val="18"/>
+          <w:highlight w:val="lightGray"/>
+        </w:rPr>
+        <w:t>h</w:t>
+      </w:r>
+      <w:r>
+        <w:rPr>
+          <w:rFonts w:ascii="Arial" w:hAnsi="Arial" w:eastAsia="Arial" w:cs="Arial"/>
+          <w:b w:val="0"/>
+          <w:i w:val="0"/>
+          <w:color w:val="000000"/>
+          <w:sz w:val="18"/>
+          <w:highlight w:val="lightGray"/>
+        </w:rPr>
+        <w:t>a</w:t>
+      </w:r>
+      <w:r>
+        <w:rPr>
+          <w:rFonts w:ascii="Arial" w:hAnsi="Arial" w:eastAsia="Arial" w:cs="Arial"/>
+          <w:b w:val="0"/>
+          <w:i w:val="0"/>
+          <w:color w:val="000000"/>
+          <w:sz w:val="18"/>
+          <w:highlight w:val="lightGray"/>
+        </w:rPr>
+        <w:t>t</w:t>
+      </w:r>
+      <w:r>
+        <w:rPr>
+          <w:rFonts w:ascii="Arial" w:hAnsi="Arial" w:eastAsia="Arial" w:cs="Arial"/>
+          <w:b w:val="0"/>
+          <w:i w:val="0"/>
+          <w:color w:val="000000"/>
+          <w:sz w:val="18"/>
+          <w:highlight w:val="lightGray"/>
+        </w:rPr>
+        <w:t>G</w:t>
+      </w:r>
+      <w:r>
+        <w:rPr>
+          <w:rFonts w:ascii="Arial" w:hAnsi="Arial" w:eastAsia="Arial" w:cs="Arial"/>
+          <w:b w:val="0"/>
+          <w:i w:val="0"/>
+          <w:color w:val="000000"/>
+          <w:sz w:val="18"/>
+          <w:highlight w:val="lightGray"/>
+        </w:rPr>
+        <w:t>P</w:t>
+      </w:r>
+      <w:r>
+        <w:rPr>
+          <w:rFonts w:ascii="Arial" w:hAnsi="Arial" w:eastAsia="Arial" w:cs="Arial"/>
+          <w:b w:val="0"/>
+          <w:i w:val="0"/>
+          <w:color w:val="000000"/>
+          <w:sz w:val="18"/>
+          <w:highlight w:val="lightGray"/>
+        </w:rPr>
+        <w:t>T</w:t>
+      </w:r>
+      <w:r>
+        <w:rPr>
+          <w:rFonts w:ascii="Arial" w:hAnsi="Arial"/>
+          <w:color w:val="000000"/>
+          <w:sz w:val="18"/>
+          <w:highlight w:val="lightGray"/>
+        </w:rPr>
+        <w:t xml:space="preserve">] </w:t>
+      </w:r>
+      <w:r>
+        <w:rPr>
+          <w:rFonts w:ascii="Arial" w:hAnsi="Arial"/>
           <w:b/>
           <w:color w:val="000000"/>
           <w:sz w:val="18"/>
@@ -642,7 +826,7 @@
       </w:r>
       <w:r>
         <w:rPr>
-          <w:rFonts w:ascii="Arial" w:eastAsia="Arial" w:hAnsi="Arial" w:cs="Arial"/>
+          <w:rFonts w:ascii="Arial" w:hAnsi="Arial"/>
           <w:color w:val="000000"/>
           <w:sz w:val="18"/>
           <w:highlight w:val="lightGray"/>
@@ -804,7 +988,7 @@
     <w:p>
       <w:r>
         <w:rPr>
-          <w:rFonts w:ascii="Arial" w:eastAsia="Arial" w:hAnsi="Arial" w:cs="Arial"/>
+          <w:rFonts w:ascii="Arial" w:hAnsi="Arial"/>
           <w:b/>
           <w:color w:val="000000"/>
           <w:sz w:val="18"/>
@@ -814,27 +998,25 @@
       </w:r>
       <w:r>
         <w:rPr>
-          <w:rFonts w:ascii="Arial" w:eastAsia="Arial" w:hAnsi="Arial" w:cs="Arial"/>
+          <w:rFonts w:ascii="Arial" w:hAnsi="Arial"/>
           <w:color w:val="000000"/>
           <w:sz w:val="18"/>
           <w:highlight w:val="lightGray"/>
         </w:rPr>
         <w:t xml:space="preserve">: Persons Table -&gt; ID Column: 1, </w:t>
       </w:r>
-      <w:proofErr w:type="spellStart"/>
-      <w:r>
-        <w:rPr>
-          <w:rFonts w:ascii="Arial" w:eastAsia="Arial" w:hAnsi="Arial" w:cs="Arial"/>
+      <w:r>
+        <w:rPr>
+          <w:rFonts w:ascii="Arial" w:hAnsi="Arial"/>
           <w:color w:val="000000"/>
           <w:sz w:val="18"/>
           <w:highlight w:val="lightGray"/>
         </w:rPr>
         <w:t>Name_En</w:t>
       </w:r>
-      <w:proofErr w:type="spellEnd"/>
-      <w:r>
-        <w:rPr>
-          <w:rFonts w:ascii="Arial" w:eastAsia="Arial" w:hAnsi="Arial" w:cs="Arial"/>
+      <w:r>
+        <w:rPr>
+          <w:rFonts w:ascii="Arial" w:hAnsi="Arial"/>
           <w:color w:val="000000"/>
           <w:sz w:val="18"/>
           <w:highlight w:val="lightGray"/>
@@ -843,7 +1025,7 @@
       </w:r>
       <w:r>
         <w:rPr>
-          <w:rFonts w:ascii="Arial" w:eastAsia="Arial" w:hAnsi="Arial" w:cs="Arial"/>
+          <w:rFonts w:ascii="Arial" w:hAnsi="Arial"/>
           <w:b/>
           <w:color w:val="000000"/>
           <w:sz w:val="18"/>
@@ -853,54 +1035,102 @@
       </w:r>
       <w:r>
         <w:rPr>
-          <w:rFonts w:ascii="Arial" w:eastAsia="Arial" w:hAnsi="Arial" w:cs="Arial"/>
+          <w:rFonts w:ascii="Arial" w:hAnsi="Arial"/>
           <w:color w:val="000000"/>
           <w:sz w:val="18"/>
           <w:highlight w:val="lightGray"/>
         </w:rPr>
         <w:t xml:space="preserve"> [</w:t>
       </w:r>
-      <w:proofErr w:type="spellStart"/>
-      <w:r>
-        <w:rPr>
-          <w:rFonts w:ascii="Arial" w:eastAsia="Arial" w:hAnsi="Arial" w:cs="Arial"/>
-          <w:color w:val="000000"/>
-          <w:sz w:val="18"/>
-          <w:highlight w:val="lightGray"/>
-        </w:rPr>
-        <w:t>Chatgpt</w:t>
-      </w:r>
-      <w:proofErr w:type="spellEnd"/>
-      <w:r>
-        <w:rPr>
-          <w:rFonts w:ascii="Arial" w:eastAsia="Arial" w:hAnsi="Arial" w:cs="Arial"/>
-          <w:color w:val="000000"/>
-          <w:sz w:val="18"/>
-          <w:highlight w:val="lightGray"/>
-        </w:rPr>
-        <w:t xml:space="preserve"> (GPT</w:t>
-      </w:r>
-      <w:r>
-        <w:rPr>
-          <w:rFonts w:ascii="Cambria Math" w:eastAsia="Cambria Math" w:hAnsi="Cambria Math" w:cs="Cambria Math"/>
-          <w:color w:val="000000"/>
-          <w:sz w:val="18"/>
-          <w:highlight w:val="lightGray"/>
-        </w:rPr>
-        <w:t>‑</w:t>
-      </w:r>
-      <w:r>
-        <w:rPr>
-          <w:rFonts w:ascii="Arial" w:eastAsia="Arial" w:hAnsi="Arial" w:cs="Arial"/>
-          <w:color w:val="000000"/>
-          <w:sz w:val="18"/>
-          <w:highlight w:val="lightGray"/>
-        </w:rPr>
-        <w:t xml:space="preserve">5 Mini)] </w:t>
-      </w:r>
-      <w:r>
-        <w:rPr>
-          <w:rFonts w:ascii="Arial" w:eastAsia="Arial" w:hAnsi="Arial" w:cs="Arial"/>
+      <w:r>
+        <w:rPr>
+          <w:rFonts w:ascii="Arial" w:hAnsi="Arial" w:eastAsia="Arial" w:cs="Arial"/>
+          <w:b w:val="0"/>
+          <w:i w:val="0"/>
+          <w:color w:val="000000"/>
+          <w:sz w:val="18"/>
+          <w:highlight w:val="lightGray"/>
+        </w:rPr>
+        <w:t>C</w:t>
+      </w:r>
+      <w:r>
+        <w:rPr>
+          <w:rFonts w:ascii="Arial" w:hAnsi="Arial" w:eastAsia="Arial" w:cs="Arial"/>
+          <w:b w:val="0"/>
+          <w:i w:val="0"/>
+          <w:color w:val="000000"/>
+          <w:sz w:val="18"/>
+          <w:highlight w:val="lightGray"/>
+        </w:rPr>
+        <w:t>h</w:t>
+      </w:r>
+      <w:r>
+        <w:rPr>
+          <w:rFonts w:ascii="Arial" w:hAnsi="Arial" w:eastAsia="Arial" w:cs="Arial"/>
+          <w:b w:val="0"/>
+          <w:i w:val="0"/>
+          <w:color w:val="000000"/>
+          <w:sz w:val="18"/>
+          <w:highlight w:val="lightGray"/>
+        </w:rPr>
+        <w:t>a</w:t>
+      </w:r>
+      <w:r>
+        <w:rPr>
+          <w:rFonts w:ascii="Arial" w:hAnsi="Arial" w:eastAsia="Arial" w:cs="Arial"/>
+          <w:b w:val="0"/>
+          <w:i w:val="0"/>
+          <w:color w:val="000000"/>
+          <w:sz w:val="18"/>
+          <w:highlight w:val="lightGray"/>
+        </w:rPr>
+        <w:t>t</w:t>
+      </w:r>
+      <w:r>
+        <w:rPr>
+          <w:rFonts w:ascii="Arial" w:hAnsi="Arial" w:eastAsia="Arial" w:cs="Arial"/>
+          <w:b w:val="0"/>
+          <w:i w:val="0"/>
+          <w:color w:val="000000"/>
+          <w:sz w:val="18"/>
+          <w:highlight w:val="lightGray"/>
+        </w:rPr>
+        <w:t>G</w:t>
+      </w:r>
+      <w:r>
+        <w:rPr>
+          <w:rFonts w:ascii="Arial" w:hAnsi="Arial" w:eastAsia="Arial" w:cs="Arial"/>
+          <w:b w:val="0"/>
+          <w:i w:val="0"/>
+          <w:color w:val="000000"/>
+          <w:sz w:val="18"/>
+          <w:highlight w:val="lightGray"/>
+        </w:rPr>
+        <w:t>P</w:t>
+      </w:r>
+      <w:r>
+        <w:rPr>
+          <w:rFonts w:ascii="Arial" w:hAnsi="Arial" w:eastAsia="Arial" w:cs="Arial"/>
+          <w:b w:val="0"/>
+          <w:i w:val="0"/>
+          <w:color w:val="000000"/>
+          <w:sz w:val="18"/>
+          <w:highlight w:val="lightGray"/>
+        </w:rPr>
+        <w:t>T</w:t>
+      </w:r>
+      <w:r>
+        <w:rPr>
+          <w:rFonts w:ascii="Arial" w:hAnsi="Arial"/>
+          <w:color w:val="000000"/>
+          <w:sz w:val="18"/>
+          <w:highlight w:val="lightGray"/>
+        </w:rPr>
+        <w:t xml:space="preserve">] </w:t>
+      </w:r>
+      <w:r>
+        <w:rPr>
+          <w:rFonts w:ascii="Arial" w:hAnsi="Arial"/>
           <w:b/>
           <w:color w:val="000000"/>
           <w:sz w:val="18"/>
@@ -910,7 +1140,7 @@
       </w:r>
       <w:r>
         <w:rPr>
-          <w:rFonts w:ascii="Arial" w:eastAsia="Arial" w:hAnsi="Arial" w:cs="Arial"/>
+          <w:rFonts w:ascii="Arial" w:hAnsi="Arial"/>
           <w:color w:val="000000"/>
           <w:sz w:val="18"/>
           <w:highlight w:val="lightGray"/>
@@ -1164,7 +1394,7 @@
     <w:p>
       <w:r>
         <w:rPr>
-          <w:rFonts w:ascii="Arial" w:eastAsia="Arial" w:hAnsi="Arial" w:cs="Arial"/>
+          <w:rFonts w:ascii="Arial" w:hAnsi="Arial"/>
           <w:b/>
           <w:color w:val="000000"/>
           <w:sz w:val="18"/>
@@ -1174,27 +1404,25 @@
       </w:r>
       <w:r>
         <w:rPr>
-          <w:rFonts w:ascii="Arial" w:eastAsia="Arial" w:hAnsi="Arial" w:cs="Arial"/>
+          <w:rFonts w:ascii="Arial" w:hAnsi="Arial"/>
           <w:color w:val="000000"/>
           <w:sz w:val="18"/>
           <w:highlight w:val="lightGray"/>
         </w:rPr>
         <w:t xml:space="preserve">: Persons Table -&gt; ID Column: 1, </w:t>
       </w:r>
-      <w:proofErr w:type="spellStart"/>
-      <w:r>
-        <w:rPr>
-          <w:rFonts w:ascii="Arial" w:eastAsia="Arial" w:hAnsi="Arial" w:cs="Arial"/>
+      <w:r>
+        <w:rPr>
+          <w:rFonts w:ascii="Arial" w:hAnsi="Arial"/>
           <w:color w:val="000000"/>
           <w:sz w:val="18"/>
           <w:highlight w:val="lightGray"/>
         </w:rPr>
         <w:t>Name_En</w:t>
       </w:r>
-      <w:proofErr w:type="spellEnd"/>
-      <w:r>
-        <w:rPr>
-          <w:rFonts w:ascii="Arial" w:eastAsia="Arial" w:hAnsi="Arial" w:cs="Arial"/>
+      <w:r>
+        <w:rPr>
+          <w:rFonts w:ascii="Arial" w:hAnsi="Arial"/>
           <w:color w:val="000000"/>
           <w:sz w:val="18"/>
           <w:highlight w:val="lightGray"/>
@@ -1203,7 +1431,7 @@
       </w:r>
       <w:r>
         <w:rPr>
-          <w:rFonts w:ascii="Arial" w:eastAsia="Arial" w:hAnsi="Arial" w:cs="Arial"/>
+          <w:rFonts w:ascii="Arial" w:hAnsi="Arial"/>
           <w:b/>
           <w:color w:val="000000"/>
           <w:sz w:val="18"/>
@@ -1213,54 +1441,102 @@
       </w:r>
       <w:r>
         <w:rPr>
-          <w:rFonts w:ascii="Arial" w:eastAsia="Arial" w:hAnsi="Arial" w:cs="Arial"/>
+          <w:rFonts w:ascii="Arial" w:hAnsi="Arial"/>
           <w:color w:val="000000"/>
           <w:sz w:val="18"/>
           <w:highlight w:val="lightGray"/>
         </w:rPr>
         <w:t xml:space="preserve"> [</w:t>
       </w:r>
-      <w:proofErr w:type="spellStart"/>
-      <w:r>
-        <w:rPr>
-          <w:rFonts w:ascii="Arial" w:eastAsia="Arial" w:hAnsi="Arial" w:cs="Arial"/>
-          <w:color w:val="000000"/>
-          <w:sz w:val="18"/>
-          <w:highlight w:val="lightGray"/>
-        </w:rPr>
-        <w:t>Chatgpt</w:t>
-      </w:r>
-      <w:proofErr w:type="spellEnd"/>
-      <w:r>
-        <w:rPr>
-          <w:rFonts w:ascii="Arial" w:eastAsia="Arial" w:hAnsi="Arial" w:cs="Arial"/>
-          <w:color w:val="000000"/>
-          <w:sz w:val="18"/>
-          <w:highlight w:val="lightGray"/>
-        </w:rPr>
-        <w:t xml:space="preserve"> (GPT</w:t>
-      </w:r>
-      <w:r>
-        <w:rPr>
-          <w:rFonts w:ascii="Cambria Math" w:eastAsia="Cambria Math" w:hAnsi="Cambria Math" w:cs="Cambria Math"/>
-          <w:color w:val="000000"/>
-          <w:sz w:val="18"/>
-          <w:highlight w:val="lightGray"/>
-        </w:rPr>
-        <w:t>‑</w:t>
-      </w:r>
-      <w:r>
-        <w:rPr>
-          <w:rFonts w:ascii="Arial" w:eastAsia="Arial" w:hAnsi="Arial" w:cs="Arial"/>
-          <w:color w:val="000000"/>
-          <w:sz w:val="18"/>
-          <w:highlight w:val="lightGray"/>
-        </w:rPr>
-        <w:t xml:space="preserve">5 Mini)] </w:t>
-      </w:r>
-      <w:r>
-        <w:rPr>
-          <w:rFonts w:ascii="Arial" w:eastAsia="Arial" w:hAnsi="Arial" w:cs="Arial"/>
+      <w:r>
+        <w:rPr>
+          <w:rFonts w:ascii="Arial" w:hAnsi="Arial" w:eastAsia="Arial" w:cs="Arial"/>
+          <w:b w:val="0"/>
+          <w:i w:val="0"/>
+          <w:color w:val="000000"/>
+          <w:sz w:val="18"/>
+          <w:highlight w:val="lightGray"/>
+        </w:rPr>
+        <w:t>C</w:t>
+      </w:r>
+      <w:r>
+        <w:rPr>
+          <w:rFonts w:ascii="Arial" w:hAnsi="Arial" w:eastAsia="Arial" w:cs="Arial"/>
+          <w:b w:val="0"/>
+          <w:i w:val="0"/>
+          <w:color w:val="000000"/>
+          <w:sz w:val="18"/>
+          <w:highlight w:val="lightGray"/>
+        </w:rPr>
+        <w:t>h</w:t>
+      </w:r>
+      <w:r>
+        <w:rPr>
+          <w:rFonts w:ascii="Arial" w:hAnsi="Arial" w:eastAsia="Arial" w:cs="Arial"/>
+          <w:b w:val="0"/>
+          <w:i w:val="0"/>
+          <w:color w:val="000000"/>
+          <w:sz w:val="18"/>
+          <w:highlight w:val="lightGray"/>
+        </w:rPr>
+        <w:t>a</w:t>
+      </w:r>
+      <w:r>
+        <w:rPr>
+          <w:rFonts w:ascii="Arial" w:hAnsi="Arial" w:eastAsia="Arial" w:cs="Arial"/>
+          <w:b w:val="0"/>
+          <w:i w:val="0"/>
+          <w:color w:val="000000"/>
+          <w:sz w:val="18"/>
+          <w:highlight w:val="lightGray"/>
+        </w:rPr>
+        <w:t>t</w:t>
+      </w:r>
+      <w:r>
+        <w:rPr>
+          <w:rFonts w:ascii="Arial" w:hAnsi="Arial" w:eastAsia="Arial" w:cs="Arial"/>
+          <w:b w:val="0"/>
+          <w:i w:val="0"/>
+          <w:color w:val="000000"/>
+          <w:sz w:val="18"/>
+          <w:highlight w:val="lightGray"/>
+        </w:rPr>
+        <w:t>G</w:t>
+      </w:r>
+      <w:r>
+        <w:rPr>
+          <w:rFonts w:ascii="Arial" w:hAnsi="Arial" w:eastAsia="Arial" w:cs="Arial"/>
+          <w:b w:val="0"/>
+          <w:i w:val="0"/>
+          <w:color w:val="000000"/>
+          <w:sz w:val="18"/>
+          <w:highlight w:val="lightGray"/>
+        </w:rPr>
+        <w:t>P</w:t>
+      </w:r>
+      <w:r>
+        <w:rPr>
+          <w:rFonts w:ascii="Arial" w:hAnsi="Arial" w:eastAsia="Arial" w:cs="Arial"/>
+          <w:b w:val="0"/>
+          <w:i w:val="0"/>
+          <w:color w:val="000000"/>
+          <w:sz w:val="18"/>
+          <w:highlight w:val="lightGray"/>
+        </w:rPr>
+        <w:t>T</w:t>
+      </w:r>
+      <w:r>
+        <w:rPr>
+          <w:rFonts w:ascii="Arial" w:hAnsi="Arial"/>
+          <w:color w:val="000000"/>
+          <w:sz w:val="18"/>
+          <w:highlight w:val="lightGray"/>
+        </w:rPr>
+        <w:t xml:space="preserve">] </w:t>
+      </w:r>
+      <w:r>
+        <w:rPr>
+          <w:rFonts w:ascii="Arial" w:hAnsi="Arial"/>
           <w:b/>
           <w:color w:val="000000"/>
           <w:sz w:val="18"/>
@@ -1270,7 +1546,7 @@
       </w:r>
       <w:r>
         <w:rPr>
-          <w:rFonts w:ascii="Arial" w:eastAsia="Arial" w:hAnsi="Arial" w:cs="Arial"/>
+          <w:rFonts w:ascii="Arial" w:hAnsi="Arial"/>
           <w:color w:val="000000"/>
           <w:sz w:val="18"/>
           <w:highlight w:val="lightGray"/>
@@ -1339,7 +1615,7 @@
     <w:p>
       <w:r>
         <w:rPr>
-          <w:rFonts w:ascii="Arial" w:eastAsia="Arial" w:hAnsi="Arial" w:cs="Arial"/>
+          <w:rFonts w:ascii="Arial" w:hAnsi="Arial"/>
           <w:b/>
           <w:color w:val="000000"/>
           <w:sz w:val="18"/>
@@ -1349,27 +1625,25 @@
       </w:r>
       <w:r>
         <w:rPr>
-          <w:rFonts w:ascii="Arial" w:eastAsia="Arial" w:hAnsi="Arial" w:cs="Arial"/>
+          <w:rFonts w:ascii="Arial" w:hAnsi="Arial"/>
           <w:color w:val="000000"/>
           <w:sz w:val="18"/>
           <w:highlight w:val="lightGray"/>
         </w:rPr>
         <w:t xml:space="preserve">: Persons Table -&gt; ID Column: 1, </w:t>
       </w:r>
-      <w:proofErr w:type="spellStart"/>
-      <w:r>
-        <w:rPr>
-          <w:rFonts w:ascii="Arial" w:eastAsia="Arial" w:hAnsi="Arial" w:cs="Arial"/>
+      <w:r>
+        <w:rPr>
+          <w:rFonts w:ascii="Arial" w:hAnsi="Arial"/>
           <w:color w:val="000000"/>
           <w:sz w:val="18"/>
           <w:highlight w:val="lightGray"/>
         </w:rPr>
         <w:t>Name_En</w:t>
       </w:r>
-      <w:proofErr w:type="spellEnd"/>
-      <w:r>
-        <w:rPr>
-          <w:rFonts w:ascii="Arial" w:eastAsia="Arial" w:hAnsi="Arial" w:cs="Arial"/>
+      <w:r>
+        <w:rPr>
+          <w:rFonts w:ascii="Arial" w:hAnsi="Arial"/>
           <w:color w:val="000000"/>
           <w:sz w:val="18"/>
           <w:highlight w:val="lightGray"/>
@@ -1378,7 +1652,7 @@
       </w:r>
       <w:r>
         <w:rPr>
-          <w:rFonts w:ascii="Arial" w:eastAsia="Arial" w:hAnsi="Arial" w:cs="Arial"/>
+          <w:rFonts w:ascii="Arial" w:hAnsi="Arial"/>
           <w:b/>
           <w:color w:val="000000"/>
           <w:sz w:val="18"/>
@@ -1388,54 +1662,102 @@
       </w:r>
       <w:r>
         <w:rPr>
-          <w:rFonts w:ascii="Arial" w:eastAsia="Arial" w:hAnsi="Arial" w:cs="Arial"/>
+          <w:rFonts w:ascii="Arial" w:hAnsi="Arial"/>
           <w:color w:val="000000"/>
           <w:sz w:val="18"/>
           <w:highlight w:val="lightGray"/>
         </w:rPr>
         <w:t xml:space="preserve"> [</w:t>
       </w:r>
-      <w:proofErr w:type="spellStart"/>
-      <w:r>
-        <w:rPr>
-          <w:rFonts w:ascii="Arial" w:eastAsia="Arial" w:hAnsi="Arial" w:cs="Arial"/>
-          <w:color w:val="000000"/>
-          <w:sz w:val="18"/>
-          <w:highlight w:val="lightGray"/>
-        </w:rPr>
-        <w:t>Chatgpt</w:t>
-      </w:r>
-      <w:proofErr w:type="spellEnd"/>
-      <w:r>
-        <w:rPr>
-          <w:rFonts w:ascii="Arial" w:eastAsia="Arial" w:hAnsi="Arial" w:cs="Arial"/>
-          <w:color w:val="000000"/>
-          <w:sz w:val="18"/>
-          <w:highlight w:val="lightGray"/>
-        </w:rPr>
-        <w:t xml:space="preserve"> (GPT</w:t>
-      </w:r>
-      <w:r>
-        <w:rPr>
-          <w:rFonts w:ascii="Cambria Math" w:eastAsia="Cambria Math" w:hAnsi="Cambria Math" w:cs="Cambria Math"/>
-          <w:color w:val="000000"/>
-          <w:sz w:val="18"/>
-          <w:highlight w:val="lightGray"/>
-        </w:rPr>
-        <w:t>‑</w:t>
-      </w:r>
-      <w:r>
-        <w:rPr>
-          <w:rFonts w:ascii="Arial" w:eastAsia="Arial" w:hAnsi="Arial" w:cs="Arial"/>
-          <w:color w:val="000000"/>
-          <w:sz w:val="18"/>
-          <w:highlight w:val="lightGray"/>
-        </w:rPr>
-        <w:t xml:space="preserve">5 Mini)] </w:t>
-      </w:r>
-      <w:r>
-        <w:rPr>
-          <w:rFonts w:ascii="Arial" w:eastAsia="Arial" w:hAnsi="Arial" w:cs="Arial"/>
+      <w:r>
+        <w:rPr>
+          <w:rFonts w:ascii="Arial" w:hAnsi="Arial" w:eastAsia="Arial" w:cs="Arial"/>
+          <w:b w:val="0"/>
+          <w:i w:val="0"/>
+          <w:color w:val="000000"/>
+          <w:sz w:val="18"/>
+          <w:highlight w:val="lightGray"/>
+        </w:rPr>
+        <w:t>C</w:t>
+      </w:r>
+      <w:r>
+        <w:rPr>
+          <w:rFonts w:ascii="Arial" w:hAnsi="Arial" w:eastAsia="Arial" w:cs="Arial"/>
+          <w:b w:val="0"/>
+          <w:i w:val="0"/>
+          <w:color w:val="000000"/>
+          <w:sz w:val="18"/>
+          <w:highlight w:val="lightGray"/>
+        </w:rPr>
+        <w:t>h</w:t>
+      </w:r>
+      <w:r>
+        <w:rPr>
+          <w:rFonts w:ascii="Arial" w:hAnsi="Arial" w:eastAsia="Arial" w:cs="Arial"/>
+          <w:b w:val="0"/>
+          <w:i w:val="0"/>
+          <w:color w:val="000000"/>
+          <w:sz w:val="18"/>
+          <w:highlight w:val="lightGray"/>
+        </w:rPr>
+        <w:t>a</w:t>
+      </w:r>
+      <w:r>
+        <w:rPr>
+          <w:rFonts w:ascii="Arial" w:hAnsi="Arial" w:eastAsia="Arial" w:cs="Arial"/>
+          <w:b w:val="0"/>
+          <w:i w:val="0"/>
+          <w:color w:val="000000"/>
+          <w:sz w:val="18"/>
+          <w:highlight w:val="lightGray"/>
+        </w:rPr>
+        <w:t>t</w:t>
+      </w:r>
+      <w:r>
+        <w:rPr>
+          <w:rFonts w:ascii="Arial" w:hAnsi="Arial" w:eastAsia="Arial" w:cs="Arial"/>
+          <w:b w:val="0"/>
+          <w:i w:val="0"/>
+          <w:color w:val="000000"/>
+          <w:sz w:val="18"/>
+          <w:highlight w:val="lightGray"/>
+        </w:rPr>
+        <w:t>G</w:t>
+      </w:r>
+      <w:r>
+        <w:rPr>
+          <w:rFonts w:ascii="Arial" w:hAnsi="Arial" w:eastAsia="Arial" w:cs="Arial"/>
+          <w:b w:val="0"/>
+          <w:i w:val="0"/>
+          <w:color w:val="000000"/>
+          <w:sz w:val="18"/>
+          <w:highlight w:val="lightGray"/>
+        </w:rPr>
+        <w:t>P</w:t>
+      </w:r>
+      <w:r>
+        <w:rPr>
+          <w:rFonts w:ascii="Arial" w:hAnsi="Arial" w:eastAsia="Arial" w:cs="Arial"/>
+          <w:b w:val="0"/>
+          <w:i w:val="0"/>
+          <w:color w:val="000000"/>
+          <w:sz w:val="18"/>
+          <w:highlight w:val="lightGray"/>
+        </w:rPr>
+        <w:t>T</w:t>
+      </w:r>
+      <w:r>
+        <w:rPr>
+          <w:rFonts w:ascii="Arial" w:hAnsi="Arial"/>
+          <w:color w:val="000000"/>
+          <w:sz w:val="18"/>
+          <w:highlight w:val="lightGray"/>
+        </w:rPr>
+        <w:t xml:space="preserve">] </w:t>
+      </w:r>
+      <w:r>
+        <w:rPr>
+          <w:rFonts w:ascii="Arial" w:hAnsi="Arial"/>
           <w:b/>
           <w:color w:val="000000"/>
           <w:sz w:val="18"/>
@@ -1445,7 +1767,7 @@
       </w:r>
       <w:r>
         <w:rPr>
-          <w:rFonts w:ascii="Arial" w:eastAsia="Arial" w:hAnsi="Arial" w:cs="Arial"/>
+          <w:rFonts w:ascii="Arial" w:hAnsi="Arial"/>
           <w:color w:val="000000"/>
           <w:sz w:val="18"/>
           <w:highlight w:val="lightGray"/>
@@ -1513,7 +1835,7 @@
     <w:p>
       <w:r>
         <w:rPr>
-          <w:rFonts w:ascii="Arial" w:eastAsia="Arial" w:hAnsi="Arial" w:cs="Arial"/>
+          <w:rFonts w:ascii="Arial" w:hAnsi="Arial"/>
           <w:b/>
           <w:color w:val="000000"/>
           <w:sz w:val="18"/>
@@ -1523,27 +1845,25 @@
       </w:r>
       <w:r>
         <w:rPr>
-          <w:rFonts w:ascii="Arial" w:eastAsia="Arial" w:hAnsi="Arial" w:cs="Arial"/>
+          <w:rFonts w:ascii="Arial" w:hAnsi="Arial"/>
           <w:color w:val="000000"/>
           <w:sz w:val="18"/>
           <w:highlight w:val="lightGray"/>
         </w:rPr>
         <w:t xml:space="preserve">: Persons Table -&gt; ID Column: 1, </w:t>
       </w:r>
-      <w:proofErr w:type="spellStart"/>
-      <w:r>
-        <w:rPr>
-          <w:rFonts w:ascii="Arial" w:eastAsia="Arial" w:hAnsi="Arial" w:cs="Arial"/>
+      <w:r>
+        <w:rPr>
+          <w:rFonts w:ascii="Arial" w:hAnsi="Arial"/>
           <w:color w:val="000000"/>
           <w:sz w:val="18"/>
           <w:highlight w:val="lightGray"/>
         </w:rPr>
         <w:t>Name_En</w:t>
       </w:r>
-      <w:proofErr w:type="spellEnd"/>
-      <w:r>
-        <w:rPr>
-          <w:rFonts w:ascii="Arial" w:eastAsia="Arial" w:hAnsi="Arial" w:cs="Arial"/>
+      <w:r>
+        <w:rPr>
+          <w:rFonts w:ascii="Arial" w:hAnsi="Arial"/>
           <w:color w:val="000000"/>
           <w:sz w:val="18"/>
           <w:highlight w:val="lightGray"/>
@@ -1552,7 +1872,7 @@
       </w:r>
       <w:r>
         <w:rPr>
-          <w:rFonts w:ascii="Arial" w:eastAsia="Arial" w:hAnsi="Arial" w:cs="Arial"/>
+          <w:rFonts w:ascii="Arial" w:hAnsi="Arial"/>
           <w:b/>
           <w:color w:val="000000"/>
           <w:sz w:val="18"/>
@@ -1562,54 +1882,102 @@
       </w:r>
       <w:r>
         <w:rPr>
-          <w:rFonts w:ascii="Arial" w:eastAsia="Arial" w:hAnsi="Arial" w:cs="Arial"/>
+          <w:rFonts w:ascii="Arial" w:hAnsi="Arial"/>
           <w:color w:val="000000"/>
           <w:sz w:val="18"/>
           <w:highlight w:val="lightGray"/>
         </w:rPr>
         <w:t xml:space="preserve"> [</w:t>
       </w:r>
-      <w:proofErr w:type="spellStart"/>
-      <w:r>
-        <w:rPr>
-          <w:rFonts w:ascii="Arial" w:eastAsia="Arial" w:hAnsi="Arial" w:cs="Arial"/>
-          <w:color w:val="000000"/>
-          <w:sz w:val="18"/>
-          <w:highlight w:val="lightGray"/>
-        </w:rPr>
-        <w:t>Chatgpt</w:t>
-      </w:r>
-      <w:proofErr w:type="spellEnd"/>
-      <w:r>
-        <w:rPr>
-          <w:rFonts w:ascii="Arial" w:eastAsia="Arial" w:hAnsi="Arial" w:cs="Arial"/>
-          <w:color w:val="000000"/>
-          <w:sz w:val="18"/>
-          <w:highlight w:val="lightGray"/>
-        </w:rPr>
-        <w:t xml:space="preserve"> (GPT</w:t>
-      </w:r>
-      <w:r>
-        <w:rPr>
-          <w:rFonts w:ascii="Cambria Math" w:eastAsia="Cambria Math" w:hAnsi="Cambria Math" w:cs="Cambria Math"/>
-          <w:color w:val="000000"/>
-          <w:sz w:val="18"/>
-          <w:highlight w:val="lightGray"/>
-        </w:rPr>
-        <w:t>‑</w:t>
-      </w:r>
-      <w:r>
-        <w:rPr>
-          <w:rFonts w:ascii="Arial" w:eastAsia="Arial" w:hAnsi="Arial" w:cs="Arial"/>
-          <w:color w:val="000000"/>
-          <w:sz w:val="18"/>
-          <w:highlight w:val="lightGray"/>
-        </w:rPr>
-        <w:t xml:space="preserve">5 Mini)] </w:t>
-      </w:r>
-      <w:r>
-        <w:rPr>
-          <w:rFonts w:ascii="Arial" w:eastAsia="Arial" w:hAnsi="Arial" w:cs="Arial"/>
+      <w:r>
+        <w:rPr>
+          <w:rFonts w:ascii="Arial" w:hAnsi="Arial" w:eastAsia="Arial" w:cs="Arial"/>
+          <w:b w:val="0"/>
+          <w:i w:val="0"/>
+          <w:color w:val="000000"/>
+          <w:sz w:val="18"/>
+          <w:highlight w:val="lightGray"/>
+        </w:rPr>
+        <w:t>C</w:t>
+      </w:r>
+      <w:r>
+        <w:rPr>
+          <w:rFonts w:ascii="Arial" w:hAnsi="Arial" w:eastAsia="Arial" w:cs="Arial"/>
+          <w:b w:val="0"/>
+          <w:i w:val="0"/>
+          <w:color w:val="000000"/>
+          <w:sz w:val="18"/>
+          <w:highlight w:val="lightGray"/>
+        </w:rPr>
+        <w:t>h</w:t>
+      </w:r>
+      <w:r>
+        <w:rPr>
+          <w:rFonts w:ascii="Arial" w:hAnsi="Arial" w:eastAsia="Arial" w:cs="Arial"/>
+          <w:b w:val="0"/>
+          <w:i w:val="0"/>
+          <w:color w:val="000000"/>
+          <w:sz w:val="18"/>
+          <w:highlight w:val="lightGray"/>
+        </w:rPr>
+        <w:t>a</w:t>
+      </w:r>
+      <w:r>
+        <w:rPr>
+          <w:rFonts w:ascii="Arial" w:hAnsi="Arial" w:eastAsia="Arial" w:cs="Arial"/>
+          <w:b w:val="0"/>
+          <w:i w:val="0"/>
+          <w:color w:val="000000"/>
+          <w:sz w:val="18"/>
+          <w:highlight w:val="lightGray"/>
+        </w:rPr>
+        <w:t>t</w:t>
+      </w:r>
+      <w:r>
+        <w:rPr>
+          <w:rFonts w:ascii="Arial" w:hAnsi="Arial" w:eastAsia="Arial" w:cs="Arial"/>
+          <w:b w:val="0"/>
+          <w:i w:val="0"/>
+          <w:color w:val="000000"/>
+          <w:sz w:val="18"/>
+          <w:highlight w:val="lightGray"/>
+        </w:rPr>
+        <w:t>G</w:t>
+      </w:r>
+      <w:r>
+        <w:rPr>
+          <w:rFonts w:ascii="Arial" w:hAnsi="Arial" w:eastAsia="Arial" w:cs="Arial"/>
+          <w:b w:val="0"/>
+          <w:i w:val="0"/>
+          <w:color w:val="000000"/>
+          <w:sz w:val="18"/>
+          <w:highlight w:val="lightGray"/>
+        </w:rPr>
+        <w:t>P</w:t>
+      </w:r>
+      <w:r>
+        <w:rPr>
+          <w:rFonts w:ascii="Arial" w:hAnsi="Arial" w:eastAsia="Arial" w:cs="Arial"/>
+          <w:b w:val="0"/>
+          <w:i w:val="0"/>
+          <w:color w:val="000000"/>
+          <w:sz w:val="18"/>
+          <w:highlight w:val="lightGray"/>
+        </w:rPr>
+        <w:t>T</w:t>
+      </w:r>
+      <w:r>
+        <w:rPr>
+          <w:rFonts w:ascii="Arial" w:hAnsi="Arial"/>
+          <w:color w:val="000000"/>
+          <w:sz w:val="18"/>
+          <w:highlight w:val="lightGray"/>
+        </w:rPr>
+        <w:t xml:space="preserve">] </w:t>
+      </w:r>
+      <w:r>
+        <w:rPr>
+          <w:rFonts w:ascii="Arial" w:hAnsi="Arial"/>
           <w:b/>
           <w:color w:val="000000"/>
           <w:sz w:val="18"/>
@@ -1619,7 +1987,7 @@
       </w:r>
       <w:r>
         <w:rPr>
-          <w:rFonts w:ascii="Arial" w:eastAsia="Arial" w:hAnsi="Arial" w:cs="Arial"/>
+          <w:rFonts w:ascii="Arial" w:hAnsi="Arial"/>
           <w:color w:val="000000"/>
           <w:sz w:val="18"/>
           <w:highlight w:val="lightGray"/>
